--- a/docs/report/CT3201_Report_IEEE_rev3.docx
+++ b/docs/report/CT3201_Report_IEEE_rev3.docx
@@ -14445,7 +14445,7 @@
           <w:i w:val="0"/>
           <w:sz w:val="20"/>
         </w:rPr>
-        <w:t xml:space="preserve"> A∗'s outputs rather than learning to plan from scratch. This is the price of parity with the teacher and the reason we do not present these models as independent planners.</w:t>
+        <w:t xml:space="preserve"> A∗'s outputs rather than learning to plan from scratch. This is the price of parity with the teacher and the reason we do not present these models as independent planners. The hints are computed from each goal back to the agent. This picks the same best move as A∗, but when the agent stands on a hazard the hint values shift by that tile's cost, so they are A∗'s ranking of moves rather than its exact costs (found by an automated code review; correcting it would mean retraining v2 to v5).</w:t>
       </w:r>
     </w:p>
     <w:p>
